--- a/klagomål/A 11097-2026 FSC-klagomål.docx
+++ b/klagomål/A 11097-2026 FSC-klagomål.docx
@@ -738,7 +738,7 @@
     <w:r>
       <w:tab/>
       <w:tab/>
-      <w:t>2026-02-28</w:t>
+      <w:t>2026-03-01</w:t>
       <w:br/>
       <w:br/>
     </w:r>

--- a/klagomål/A 11097-2026 FSC-klagomål.docx
+++ b/klagomål/A 11097-2026 FSC-klagomål.docx
@@ -738,7 +738,7 @@
     <w:r>
       <w:tab/>
       <w:tab/>
-      <w:t>2026-03-01</w:t>
+      <w:t>2026-03-02</w:t>
       <w:br/>
       <w:br/>
     </w:r>

--- a/klagomål/A 11097-2026 FSC-klagomål.docx
+++ b/klagomål/A 11097-2026 FSC-klagomål.docx
@@ -738,7 +738,7 @@
     <w:r>
       <w:tab/>
       <w:tab/>
-      <w:t>2026-03-02</w:t>
+      <w:t>2026-03-03</w:t>
       <w:br/>
       <w:br/>
     </w:r>

--- a/klagomål/A 11097-2026 FSC-klagomål.docx
+++ b/klagomål/A 11097-2026 FSC-klagomål.docx
@@ -738,7 +738,7 @@
     <w:r>
       <w:tab/>
       <w:tab/>
-      <w:t>2026-03-03</w:t>
+      <w:t>2026-03-04</w:t>
       <w:br/>
       <w:br/>
     </w:r>

--- a/klagomål/A 11097-2026 FSC-klagomål.docx
+++ b/klagomål/A 11097-2026 FSC-klagomål.docx
@@ -738,7 +738,7 @@
     <w:r>
       <w:tab/>
       <w:tab/>
-      <w:t>2026-03-04</w:t>
+      <w:t>2026-03-05</w:t>
       <w:br/>
       <w:br/>
     </w:r>

--- a/klagomål/A 11097-2026 FSC-klagomål.docx
+++ b/klagomål/A 11097-2026 FSC-klagomål.docx
@@ -738,7 +738,7 @@
     <w:r>
       <w:tab/>
       <w:tab/>
-      <w:t>2026-03-05</w:t>
+      <w:t>2026-03-06</w:t>
       <w:br/>
       <w:br/>
     </w:r>

--- a/klagomål/A 11097-2026 FSC-klagomål.docx
+++ b/klagomål/A 11097-2026 FSC-klagomål.docx
@@ -738,7 +738,7 @@
     <w:r>
       <w:tab/>
       <w:tab/>
-      <w:t>2026-03-06</w:t>
+      <w:t>2026-03-07</w:t>
       <w:br/>
       <w:br/>
     </w:r>

--- a/klagomål/A 11097-2026 FSC-klagomål.docx
+++ b/klagomål/A 11097-2026 FSC-klagomål.docx
@@ -738,7 +738,7 @@
     <w:r>
       <w:tab/>
       <w:tab/>
-      <w:t>2026-03-07</w:t>
+      <w:t>2026-03-08</w:t>
       <w:br/>
       <w:br/>
     </w:r>

--- a/klagomål/A 11097-2026 FSC-klagomål.docx
+++ b/klagomål/A 11097-2026 FSC-klagomål.docx
@@ -738,7 +738,7 @@
     <w:r>
       <w:tab/>
       <w:tab/>
-      <w:t>2026-03-08</w:t>
+      <w:t>2026-03-09</w:t>
       <w:br/>
       <w:br/>
     </w:r>

--- a/klagomål/A 11097-2026 FSC-klagomål.docx
+++ b/klagomål/A 11097-2026 FSC-klagomål.docx
@@ -738,7 +738,7 @@
     <w:r>
       <w:tab/>
       <w:tab/>
-      <w:t>2026-03-09</w:t>
+      <w:t>2026-03-10</w:t>
       <w:br/>
       <w:br/>
     </w:r>

--- a/klagomål/A 11097-2026 FSC-klagomål.docx
+++ b/klagomål/A 11097-2026 FSC-klagomål.docx
@@ -738,7 +738,7 @@
     <w:r>
       <w:tab/>
       <w:tab/>
-      <w:t>2026-03-10</w:t>
+      <w:t>2026-03-11</w:t>
       <w:br/>
       <w:br/>
     </w:r>

--- a/klagomål/A 11097-2026 FSC-klagomål.docx
+++ b/klagomål/A 11097-2026 FSC-klagomål.docx
@@ -738,7 +738,7 @@
     <w:r>
       <w:tab/>
       <w:tab/>
-      <w:t>2026-03-11</w:t>
+      <w:t>2026-03-12</w:t>
       <w:br/>
       <w:br/>
     </w:r>

--- a/klagomål/A 11097-2026 FSC-klagomål.docx
+++ b/klagomål/A 11097-2026 FSC-klagomål.docx
@@ -738,7 +738,7 @@
     <w:r>
       <w:tab/>
       <w:tab/>
-      <w:t>2026-03-12</w:t>
+      <w:t>2026-03-13</w:t>
       <w:br/>
       <w:br/>
     </w:r>

--- a/klagomål/A 11097-2026 FSC-klagomål.docx
+++ b/klagomål/A 11097-2026 FSC-klagomål.docx
@@ -738,7 +738,7 @@
     <w:r>
       <w:tab/>
       <w:tab/>
-      <w:t>2026-03-13</w:t>
+      <w:t>2026-03-16</w:t>
       <w:br/>
       <w:br/>
     </w:r>

--- a/klagomål/A 11097-2026 FSC-klagomål.docx
+++ b/klagomål/A 11097-2026 FSC-klagomål.docx
@@ -738,7 +738,7 @@
     <w:r>
       <w:tab/>
       <w:tab/>
-      <w:t>2026-03-16</w:t>
+      <w:t>2026-03-17</w:t>
       <w:br/>
       <w:br/>
     </w:r>

--- a/klagomål/A 11097-2026 FSC-klagomål.docx
+++ b/klagomål/A 11097-2026 FSC-klagomål.docx
@@ -738,7 +738,7 @@
     <w:r>
       <w:tab/>
       <w:tab/>
-      <w:t>2026-03-17</w:t>
+      <w:t>2026-03-18</w:t>
       <w:br/>
       <w:br/>
     </w:r>

--- a/klagomål/A 11097-2026 FSC-klagomål.docx
+++ b/klagomål/A 11097-2026 FSC-klagomål.docx
@@ -738,7 +738,7 @@
     <w:r>
       <w:tab/>
       <w:tab/>
-      <w:t>2026-03-18</w:t>
+      <w:t>2026-03-19</w:t>
       <w:br/>
       <w:br/>
     </w:r>

--- a/klagomål/A 11097-2026 FSC-klagomål.docx
+++ b/klagomål/A 11097-2026 FSC-klagomål.docx
@@ -738,7 +738,7 @@
     <w:r>
       <w:tab/>
       <w:tab/>
-      <w:t>2026-03-19</w:t>
+      <w:t>2026-03-20</w:t>
       <w:br/>
       <w:br/>
     </w:r>

--- a/klagomål/A 11097-2026 FSC-klagomål.docx
+++ b/klagomål/A 11097-2026 FSC-klagomål.docx
@@ -738,7 +738,7 @@
     <w:r>
       <w:tab/>
       <w:tab/>
-      <w:t>2026-03-20</w:t>
+      <w:t>2026-03-21</w:t>
       <w:br/>
       <w:br/>
     </w:r>

--- a/klagomål/A 11097-2026 FSC-klagomål.docx
+++ b/klagomål/A 11097-2026 FSC-klagomål.docx
@@ -738,7 +738,7 @@
     <w:r>
       <w:tab/>
       <w:tab/>
-      <w:t>2026-03-21</w:t>
+      <w:t>2026-03-22</w:t>
       <w:br/>
       <w:br/>
     </w:r>

--- a/klagomål/A 11097-2026 FSC-klagomål.docx
+++ b/klagomål/A 11097-2026 FSC-klagomål.docx
@@ -738,7 +738,7 @@
     <w:r>
       <w:tab/>
       <w:tab/>
-      <w:t>2026-03-22</w:t>
+      <w:t>2026-03-23</w:t>
       <w:br/>
       <w:br/>
     </w:r>

--- a/klagomål/A 11097-2026 FSC-klagomål.docx
+++ b/klagomål/A 11097-2026 FSC-klagomål.docx
@@ -738,7 +738,7 @@
     <w:r>
       <w:tab/>
       <w:tab/>
-      <w:t>2026-03-23</w:t>
+      <w:t>2026-03-24</w:t>
       <w:br/>
       <w:br/>
     </w:r>

--- a/klagomål/A 11097-2026 FSC-klagomål.docx
+++ b/klagomål/A 11097-2026 FSC-klagomål.docx
@@ -738,7 +738,7 @@
     <w:r>
       <w:tab/>
       <w:tab/>
-      <w:t>2026-03-24</w:t>
+      <w:t>2026-03-25</w:t>
       <w:br/>
       <w:br/>
     </w:r>

--- a/klagomål/A 11097-2026 FSC-klagomål.docx
+++ b/klagomål/A 11097-2026 FSC-klagomål.docx
@@ -738,7 +738,7 @@
     <w:r>
       <w:tab/>
       <w:tab/>
-      <w:t>2026-03-25</w:t>
+      <w:t>2026-03-26</w:t>
       <w:br/>
       <w:br/>
     </w:r>

--- a/klagomål/A 11097-2026 FSC-klagomål.docx
+++ b/klagomål/A 11097-2026 FSC-klagomål.docx
@@ -738,7 +738,7 @@
     <w:r>
       <w:tab/>
       <w:tab/>
-      <w:t>2026-03-26</w:t>
+      <w:t>2026-03-27</w:t>
       <w:br/>
       <w:br/>
     </w:r>

--- a/klagomål/A 11097-2026 FSC-klagomål.docx
+++ b/klagomål/A 11097-2026 FSC-klagomål.docx
@@ -738,7 +738,7 @@
     <w:r>
       <w:tab/>
       <w:tab/>
-      <w:t>2026-03-27</w:t>
+      <w:t>2026-03-28</w:t>
       <w:br/>
       <w:br/>
     </w:r>

--- a/klagomål/A 11097-2026 FSC-klagomål.docx
+++ b/klagomål/A 11097-2026 FSC-klagomål.docx
@@ -738,7 +738,7 @@
     <w:r>
       <w:tab/>
       <w:tab/>
-      <w:t>2026-03-28</w:t>
+      <w:t>2026-03-29</w:t>
       <w:br/>
       <w:br/>
     </w:r>

--- a/klagomål/A 11097-2026 FSC-klagomål.docx
+++ b/klagomål/A 11097-2026 FSC-klagomål.docx
@@ -738,7 +738,7 @@
     <w:r>
       <w:tab/>
       <w:tab/>
-      <w:t>2026-03-29</w:t>
+      <w:t>2026-03-30</w:t>
       <w:br/>
       <w:br/>
     </w:r>

--- a/klagomål/A 11097-2026 FSC-klagomål.docx
+++ b/klagomål/A 11097-2026 FSC-klagomål.docx
@@ -738,7 +738,7 @@
     <w:r>
       <w:tab/>
       <w:tab/>
-      <w:t>2026-03-30</w:t>
+      <w:t>2026-03-31</w:t>
       <w:br/>
       <w:br/>
     </w:r>

--- a/klagomål/A 11097-2026 FSC-klagomål.docx
+++ b/klagomål/A 11097-2026 FSC-klagomål.docx
@@ -738,7 +738,7 @@
     <w:r>
       <w:tab/>
       <w:tab/>
-      <w:t>2026-03-31</w:t>
+      <w:t>2026-04-01</w:t>
       <w:br/>
       <w:br/>
     </w:r>

--- a/klagomål/A 11097-2026 FSC-klagomål.docx
+++ b/klagomål/A 11097-2026 FSC-klagomål.docx
@@ -738,7 +738,7 @@
     <w:r>
       <w:tab/>
       <w:tab/>
-      <w:t>2026-04-01</w:t>
+      <w:t>2026-04-02</w:t>
       <w:br/>
       <w:br/>
     </w:r>

--- a/klagomål/A 11097-2026 FSC-klagomål.docx
+++ b/klagomål/A 11097-2026 FSC-klagomål.docx
@@ -738,7 +738,7 @@
     <w:r>
       <w:tab/>
       <w:tab/>
-      <w:t>2026-04-02</w:t>
+      <w:t>2026-04-03</w:t>
       <w:br/>
       <w:br/>
     </w:r>

--- a/klagomål/A 11097-2026 FSC-klagomål.docx
+++ b/klagomål/A 11097-2026 FSC-klagomål.docx
@@ -738,7 +738,7 @@
     <w:r>
       <w:tab/>
       <w:tab/>
-      <w:t>2026-04-03</w:t>
+      <w:t>2026-04-04</w:t>
       <w:br/>
       <w:br/>
     </w:r>

--- a/klagomål/A 11097-2026 FSC-klagomål.docx
+++ b/klagomål/A 11097-2026 FSC-klagomål.docx
@@ -738,7 +738,7 @@
     <w:r>
       <w:tab/>
       <w:tab/>
-      <w:t>2026-04-04</w:t>
+      <w:t>2026-04-05</w:t>
       <w:br/>
       <w:br/>
     </w:r>

--- a/klagomål/A 11097-2026 FSC-klagomål.docx
+++ b/klagomål/A 11097-2026 FSC-klagomål.docx
@@ -738,7 +738,7 @@
     <w:r>
       <w:tab/>
       <w:tab/>
-      <w:t>2026-04-05</w:t>
+      <w:t>2026-04-06</w:t>
       <w:br/>
       <w:br/>
     </w:r>

--- a/klagomål/A 11097-2026 FSC-klagomål.docx
+++ b/klagomål/A 11097-2026 FSC-klagomål.docx
@@ -251,10 +251,10 @@
         <w:rPr>
           <w:b/>
         </w:rPr>
-        <w:t xml:space="preserve">Bäcksidenmossa (NT) </w:t>
+        <w:t xml:space="preserve">Bäcksidenmossa (VU) </w:t>
       </w:r>
       <w:r>
-        <w:t>växer på våta eller översilade skuggade stenar och jord i bergbranter, vid skogsbäckar, skogskällor samt intill vattenfall. Arten hotas av förändringar av vattenkvalitet och hydrologi i bäckar och bergbranter som utgör växtplatser. Arten är dessutom känslig för kraftig exponering genom t.ex. skogsbruksåtgärder på eller nära lokalerna. Växtplatserna bör undantas från skogsbruk och hållas under uppsikt så att inte dessa förstörs (SLU Artdatabanken, 2024).</w:t>
+        <w:t>växer på våta eller översilade skuggade stenar och jord i bergbranter, vid skogsbäckar, skogskällor samt intill vattenfall. Arten hotas av förändringar av vattenkvalitet och hydrologi i bäckar och bergbranter som utgör växtplatser. Arten är dessutom känslig för kraftig exponering genom t.ex. skogsbruksåtgärder på eller nära lokalerna. Växtplatserna bör undantas från skogsbruk och hållas under uppsikt så att inte dessa förstörs (SLU Artdatabanken, 2026).</w:t>
       </w:r>
     </w:p>
     <w:p>
@@ -738,7 +738,7 @@
     <w:r>
       <w:tab/>
       <w:tab/>
-      <w:t>2026-04-06</w:t>
+      <w:t>2026-04-07</w:t>
       <w:br/>
       <w:br/>
     </w:r>

--- a/klagomål/A 11097-2026 FSC-klagomål.docx
+++ b/klagomål/A 11097-2026 FSC-klagomål.docx
@@ -738,7 +738,7 @@
     <w:r>
       <w:tab/>
       <w:tab/>
-      <w:t>2026-04-07</w:t>
+      <w:t>2026-04-08</w:t>
       <w:br/>
       <w:br/>
     </w:r>

--- a/klagomål/A 11097-2026 FSC-klagomål.docx
+++ b/klagomål/A 11097-2026 FSC-klagomål.docx
@@ -738,7 +738,7 @@
     <w:r>
       <w:tab/>
       <w:tab/>
-      <w:t>2026-04-08</w:t>
+      <w:t>2026-04-09</w:t>
       <w:br/>
       <w:br/>
     </w:r>

--- a/klagomål/A 11097-2026 FSC-klagomål.docx
+++ b/klagomål/A 11097-2026 FSC-klagomål.docx
@@ -738,7 +738,7 @@
     <w:r>
       <w:tab/>
       <w:tab/>
-      <w:t>2026-04-09</w:t>
+      <w:t>2026-04-10</w:t>
       <w:br/>
       <w:br/>
     </w:r>

--- a/klagomål/A 11097-2026 FSC-klagomål.docx
+++ b/klagomål/A 11097-2026 FSC-klagomål.docx
@@ -738,7 +738,7 @@
     <w:r>
       <w:tab/>
       <w:tab/>
-      <w:t>2026-04-10</w:t>
+      <w:t>2026-04-11</w:t>
       <w:br/>
       <w:br/>
     </w:r>

--- a/klagomål/A 11097-2026 FSC-klagomål.docx
+++ b/klagomål/A 11097-2026 FSC-klagomål.docx
@@ -738,7 +738,7 @@
     <w:r>
       <w:tab/>
       <w:tab/>
-      <w:t>2026-05-16</w:t>
+      <w:t>2026-05-17</w:t>
       <w:br/>
       <w:br/>
     </w:r>

--- a/klagomål/A 11097-2026 FSC-klagomål.docx
+++ b/klagomål/A 11097-2026 FSC-klagomål.docx
@@ -738,7 +738,7 @@
     <w:r>
       <w:tab/>
       <w:tab/>
-      <w:t>2026-05-17</w:t>
+      <w:t>2026-05-18</w:t>
       <w:br/>
       <w:br/>
     </w:r>

--- a/klagomål/A 11097-2026 FSC-klagomål.docx
+++ b/klagomål/A 11097-2026 FSC-klagomål.docx
@@ -738,7 +738,7 @@
     <w:r>
       <w:tab/>
       <w:tab/>
-      <w:t>2026-05-18</w:t>
+      <w:t>2026-05-19</w:t>
       <w:br/>
       <w:br/>
     </w:r>

--- a/klagomål/A 11097-2026 FSC-klagomål.docx
+++ b/klagomål/A 11097-2026 FSC-klagomål.docx
@@ -738,7 +738,7 @@
     <w:r>
       <w:tab/>
       <w:tab/>
-      <w:t>2026-05-19</w:t>
+      <w:t>2026-05-20</w:t>
       <w:br/>
       <w:br/>
     </w:r>

--- a/klagomål/A 11097-2026 FSC-klagomål.docx
+++ b/klagomål/A 11097-2026 FSC-klagomål.docx
@@ -738,7 +738,7 @@
     <w:r>
       <w:tab/>
       <w:tab/>
-      <w:t>2026-05-20</w:t>
+      <w:t>2026-05-21</w:t>
       <w:br/>
       <w:br/>
     </w:r>

--- a/klagomål/A 11097-2026 FSC-klagomål.docx
+++ b/klagomål/A 11097-2026 FSC-klagomål.docx
@@ -738,7 +738,7 @@
     <w:r>
       <w:tab/>
       <w:tab/>
-      <w:t>2026-05-21</w:t>
+      <w:t>2026-05-22</w:t>
       <w:br/>
       <w:br/>
     </w:r>

--- a/klagomål/A 11097-2026 FSC-klagomål.docx
+++ b/klagomål/A 11097-2026 FSC-klagomål.docx
@@ -738,7 +738,7 @@
     <w:r>
       <w:tab/>
       <w:tab/>
-      <w:t>2026-05-22</w:t>
+      <w:t>2026-05-23</w:t>
       <w:br/>
       <w:br/>
     </w:r>

--- a/klagomål/A 11097-2026 FSC-klagomål.docx
+++ b/klagomål/A 11097-2026 FSC-klagomål.docx
@@ -738,7 +738,7 @@
     <w:r>
       <w:tab/>
       <w:tab/>
-      <w:t>2026-05-23</w:t>
+      <w:t>2026-05-24</w:t>
       <w:br/>
       <w:br/>
     </w:r>

--- a/klagomål/A 11097-2026 FSC-klagomål.docx
+++ b/klagomål/A 11097-2026 FSC-klagomål.docx
@@ -738,7 +738,7 @@
     <w:r>
       <w:tab/>
       <w:tab/>
-      <w:t>2026-05-24</w:t>
+      <w:t>2026-05-25</w:t>
       <w:br/>
       <w:br/>
     </w:r>

--- a/klagomål/A 11097-2026 FSC-klagomål.docx
+++ b/klagomål/A 11097-2026 FSC-klagomål.docx
@@ -738,7 +738,7 @@
     <w:r>
       <w:tab/>
       <w:tab/>
-      <w:t>2026-05-25</w:t>
+      <w:t>2026-05-26</w:t>
       <w:br/>
       <w:br/>
     </w:r>

--- a/klagomål/A 11097-2026 FSC-klagomål.docx
+++ b/klagomål/A 11097-2026 FSC-klagomål.docx
@@ -738,7 +738,7 @@
     <w:r>
       <w:tab/>
       <w:tab/>
-      <w:t>2026-05-26</w:t>
+      <w:t>2026-05-27</w:t>
       <w:br/>
       <w:br/>
     </w:r>

--- a/klagomål/A 11097-2026 FSC-klagomål.docx
+++ b/klagomål/A 11097-2026 FSC-klagomål.docx
@@ -738,7 +738,7 @@
     <w:r>
       <w:tab/>
       <w:tab/>
-      <w:t>2026-05-27</w:t>
+      <w:t>2026-05-28</w:t>
       <w:br/>
       <w:br/>
     </w:r>

--- a/klagomål/A 11097-2026 FSC-klagomål.docx
+++ b/klagomål/A 11097-2026 FSC-klagomål.docx
@@ -738,7 +738,7 @@
     <w:r>
       <w:tab/>
       <w:tab/>
-      <w:t>2026-05-28</w:t>
+      <w:t>2026-05-29</w:t>
       <w:br/>
       <w:br/>
     </w:r>

--- a/klagomål/A 11097-2026 FSC-klagomål.docx
+++ b/klagomål/A 11097-2026 FSC-klagomål.docx
@@ -738,7 +738,7 @@
     <w:r>
       <w:tab/>
       <w:tab/>
-      <w:t>2026-05-29</w:t>
+      <w:t>2026-05-30</w:t>
       <w:br/>
       <w:br/>
     </w:r>

--- a/klagomål/A 11097-2026 FSC-klagomål.docx
+++ b/klagomål/A 11097-2026 FSC-klagomål.docx
@@ -738,7 +738,7 @@
     <w:r>
       <w:tab/>
       <w:tab/>
-      <w:t>2026-05-30</w:t>
+      <w:t>2026-05-31</w:t>
       <w:br/>
       <w:br/>
     </w:r>

--- a/klagomål/A 11097-2026 FSC-klagomål.docx
+++ b/klagomål/A 11097-2026 FSC-klagomål.docx
@@ -738,7 +738,7 @@
     <w:r>
       <w:tab/>
       <w:tab/>
-      <w:t>2026-05-31</w:t>
+      <w:t>2026-06-01</w:t>
       <w:br/>
       <w:br/>
     </w:r>

--- a/klagomål/A 11097-2026 FSC-klagomål.docx
+++ b/klagomål/A 11097-2026 FSC-klagomål.docx
@@ -738,7 +738,7 @@
     <w:r>
       <w:tab/>
       <w:tab/>
-      <w:t>2026-06-01</w:t>
+      <w:t>2026-06-02</w:t>
       <w:br/>
       <w:br/>
     </w:r>

--- a/klagomål/A 11097-2026 FSC-klagomål.docx
+++ b/klagomål/A 11097-2026 FSC-klagomål.docx
@@ -738,7 +738,7 @@
     <w:r>
       <w:tab/>
       <w:tab/>
-      <w:t>2026-06-02</w:t>
+      <w:t>2026-06-03</w:t>
       <w:br/>
       <w:br/>
     </w:r>

--- a/klagomål/A 11097-2026 FSC-klagomål.docx
+++ b/klagomål/A 11097-2026 FSC-klagomål.docx
@@ -738,7 +738,7 @@
     <w:r>
       <w:tab/>
       <w:tab/>
-      <w:t>2026-06-03</w:t>
+      <w:t>2026-06-04</w:t>
       <w:br/>
       <w:br/>
     </w:r>

--- a/klagomål/A 11097-2026 FSC-klagomål.docx
+++ b/klagomål/A 11097-2026 FSC-klagomål.docx
@@ -738,7 +738,7 @@
     <w:r>
       <w:tab/>
       <w:tab/>
-      <w:t>2026-06-04</w:t>
+      <w:t>2026-06-05</w:t>
       <w:br/>
       <w:br/>
     </w:r>

--- a/klagomål/A 11097-2026 FSC-klagomål.docx
+++ b/klagomål/A 11097-2026 FSC-klagomål.docx
@@ -738,7 +738,7 @@
     <w:r>
       <w:tab/>
       <w:tab/>
-      <w:t>2026-06-05</w:t>
+      <w:t>2026-06-06</w:t>
       <w:br/>
       <w:br/>
     </w:r>

--- a/klagomål/A 11097-2026 FSC-klagomål.docx
+++ b/klagomål/A 11097-2026 FSC-klagomål.docx
@@ -738,7 +738,7 @@
     <w:r>
       <w:tab/>
       <w:tab/>
-      <w:t>2026-06-06</w:t>
+      <w:t>2026-06-07</w:t>
       <w:br/>
       <w:br/>
     </w:r>

--- a/klagomål/A 11097-2026 FSC-klagomål.docx
+++ b/klagomål/A 11097-2026 FSC-klagomål.docx
@@ -738,7 +738,7 @@
     <w:r>
       <w:tab/>
       <w:tab/>
-      <w:t>2026-06-07</w:t>
+      <w:t>2026-06-08</w:t>
       <w:br/>
       <w:br/>
     </w:r>
